--- a/doc/DESIGNACION_RESPONSABLES_PARA_ESTRUCTURAR.docx
+++ b/doc/DESIGNACION_RESPONSABLES_PARA_ESTRUCTURAR.docx
@@ -700,7 +700,7 @@
                 <w:sz w:val="24"/>
                 <w:szCs w:val="24"/>
               </w:rPr>
-              <w:t>Profesional Universitario</w:t>
+              <w:t>${CARGO_PROYECTO}</w:t>
             </w:r>
             <w:r>
               <w:rPr>
@@ -747,7 +747,7 @@
           <w:sz w:val="24"/>
           <w:szCs w:val="24"/>
         </w:rPr>
-        <w:t>el Profesional Universitario del Departamento</w:t>
+        <w:t>el ${CARGO_PROYECTO} del Departamento</w:t>
       </w:r>
       <w:r>
         <w:rPr>
@@ -1956,7 +1956,7 @@
           <w:sz w:val="16"/>
           <w:szCs w:val="16"/>
         </w:rPr>
-        <w:t xml:space="preserve"> Contratista</w:t>
+        <w:t xml:space="preserve"> ${CARGO_REVISO}</w:t>
       </w:r>
     </w:p>
     <w:p>
@@ -2013,7 +2013,7 @@
           <w:sz w:val="16"/>
           <w:szCs w:val="16"/>
         </w:rPr>
-        <w:t xml:space="preserve"> Abogada Contratista</w:t>
+        <w:t xml:space="preserve"> ${CARGO_REVISO}</w:t>
       </w:r>
     </w:p>
     <w:p>
